--- a/public/reports/white-paper.docx
+++ b/public/reports/white-paper.docx
@@ -775,7 +775,7 @@
           <w:szCs w:val="22"/>
           <w:rFonts w:ascii="Arial" w:cs="Arial" w:eastAsia="Arial" w:hAnsi="Arial"/>
         </w:rPr>
-        <w:t xml:space="preserve">Every change is recorded in a versioned Implementation Log (currently 11 entries) synchronized</w:t>
+        <w:t xml:space="preserve">Every change is recorded in a versioned Implementation Log (currently 12 entries) synchronized</w:t>
       </w:r>
     </w:p>
     <w:p>
